--- a/docs/AMC_RFP_Orchestrator_Project_Report.docx
+++ b/docs/AMC_RFP_Orchestrator_Project_Report.docx
@@ -53,7 +53,7 @@
           <w:color w:val="333333"/>
           <w:sz w:val="32"/>
         </w:rPr>
-        <w:t>Project Report — Phase 01 &amp; Phase 02</w:t>
+        <w:t>Project Report</w:t>
       </w:r>
     </w:p>
     <w:p>
@@ -175,7 +175,7 @@
               <w:rPr>
                 <w:sz w:val="21"/>
               </w:rPr>
-              <w:t>Phase 01 — Development (DEV) Environment</w:t>
+              <w:t>Phase 01 (Development), Phase 02 (Cloud Deployment) &amp; Phase 03 (CI/CD Automation)</w:t>
             </w:r>
           </w:p>
         </w:tc>
@@ -207,7 +207,7 @@
               <w:rPr>
                 <w:sz w:val="21"/>
               </w:rPr>
-              <w:t>All 10 planned Phase 01 milestones complete</w:t>
+              <w:t>Phase 01 complete; Phase 02 and Phase 03 both proven end-to-end on real AWS for the Development environment; Staging/Production rollout pending</w:t>
             </w:r>
           </w:p>
         </w:tc>
@@ -8718,7 +8718,7 @@
         <w:pStyle w:val="ListBullet"/>
       </w:pPr>
       <w:r>
-        <w:t>Apply the Staging and Production environments — the same Terraform modules, environment-specific configuration; both are written and structurally validated but not yet applied to real AWS accounts.</w:t>
+        <w:t>Run the deploy pipeline (Section 14) against Staging and then Production for the first time — it is now proven end-to-end against the Development environment (Section 14.5–14.7), including a full cold-start deployment from zero AWS resources; Staging and Production remain the only environments not yet deployed through it.</w:t>
       </w:r>
     </w:p>
     <w:p>
@@ -8734,7 +8734,7 @@
         <w:pStyle w:val="ListBullet"/>
       </w:pPr>
       <w:r>
-        <w:t>Publish the project to its source-control platform (GitHub) and complete the short one-time setup the newly-built CI/CD pipeline depends on (Section 14.5), then exercise it end-to-end for the first time.</w:t>
+        <w:t>Redeploy the Development environment, currently torn down to zero AWS resources after the verification described in Section 14.6 — most naturally as a single deploy-pipeline run rather than the manual local sequence used earlier in this project.</w:t>
       </w:r>
     </w:p>
     <w:p>
@@ -8742,6 +8742,14 @@
         <w:pStyle w:val="ListBullet"/>
       </w:pPr>
       <w:r>
+        <w:t>Investigate the two open compliance-judgment findings surfaced during the pipeline's live verification (Section 14.6): an agent fabricating commentary when its data source is genuinely empty rather than reporting no data found, and an inconsistent compliance-loop outcome on a query that has previously always passed on the first or second attempt — both are agent-behaviour questions, not infrastructure defects, and worth investigating together.</w:t>
+      </w:r>
+    </w:p>
+    <w:p>
+      <w:pPr>
+        <w:pStyle w:val="ListBullet"/>
+      </w:pPr>
+      <w:r>
         <w:t>Load and latency testing under realistic concurrent request volume against the deployed Runtime.</w:t>
       </w:r>
     </w:p>
@@ -8779,13 +8787,13 @@
         <w:pStyle w:val="Heading2"/>
       </w:pPr>
       <w:r>
-        <w:t>12.5 Phase 03 (CI/CD) — Implemented, Pending First Real Run</w:t>
+        <w:t>12.5 Phase 03 (CI/CD) — Proven End-to-End on Real AWS</w:t>
       </w:r>
     </w:p>
     <w:p>
       <w:pPr/>
       <w:r>
-        <w:t>Both pipelines described in Section 14 — automatic pull-request validation, and a manual, deliberately-triggered deploy pipeline covering all three environments — are written and structurally validated, using the same no-long-lived-credential (OIDC) approach AWS itself recommends. Neither has yet been exercised against a real pipeline run: the project has not yet been published to GitHub, the platform the pipeline depends on, and a short one-time setup step remains — see Section 14.5.</w:t>
+        <w:t>The CI/CD pipelines described in Section 14 have moved beyond structural validation: the project has been published to its source-control platform, and the deploy pipeline has since been run repeatedly against the Development environment — including a full cold-start deployment from zero AWS resources — with every real gap found along the way fixed and re-verified (Sections 14.5–14.6). Staging and Production have not yet had their first run through this pipeline.</w:t>
       </w:r>
     </w:p>
     <w:p>
@@ -9813,12 +9821,136 @@
         <w:pStyle w:val="Heading2"/>
       </w:pPr>
       <w:r>
-        <w:t>14.5 Current Status and Remaining Work</w:t>
+        <w:t>14.5 Real Issues Found and Fixed During the First Live Pipeline Run</w:t>
       </w:r>
     </w:p>
     <w:p>
       <w:pPr/>
       <w:r>
+        <w:t>Consistent with the reliability-engineering discipline described in Sections 7.4 and 13.4, the deploy pipeline was not considered proven merely because it passed structural validation — it was proven by actually running it against real AWS, repeatedly, until it succeeded cleanly from a cold start. That exercise surfaced real gaps that no amount of pre-apply validation could have caught, because they only manifest under the pipeline's own real, least-privilege AWS identity — every prior deployment in this project's history had been carried out under the project owner's own broad administrative credentials, never the narrower identity the pipeline itself uses.</w:t>
+      </w:r>
+    </w:p>
+    <w:p>
+      <w:pPr>
+        <w:pStyle w:val="ListBullet"/>
+      </w:pPr>
+      <w:r>
+        <w:t>A pipeline sequencing gap. The very first pipeline run failed while pushing a container image to a registry that did not yet exist, because the Development environment had been fully torn down beforehand. Fixed by adding an explicit, idempotent step that provisions the container registry first, before any build-and-push step runs, on every pipeline execution.</w:t>
+      </w:r>
+    </w:p>
+    <w:p>
+      <w:pPr>
+        <w:pStyle w:val="ListBullet"/>
+      </w:pPr>
+      <w:r>
+        <w:t>Seven rounds of least-privilege permission gaps, found and fixed one real failure at a time. The pipeline's scoped deployment identity is deliberately granted only the specific AWS permissions its own deployment operations require, nothing broader. Because this was the first time that identity had ever been exercised end-to-end, each missing permission only surfaced when a real deployment step attempted the corresponding AWS action; every gap was root-caused against AWS's own documentation or the infrastructure tooling's own source code — the same verify-don't-guess discipline already established in Section 6 — and fixed before the next run.</w:t>
+      </w:r>
+    </w:p>
+    <w:p>
+      <w:pPr>
+        <w:pStyle w:val="ListBullet"/>
+      </w:pPr>
+      <w:r>
+        <w:t>A real capacity limit hit mid-fix. Correcting the permission gaps above pushed the deployment identity's permission policy past AWS's own maximum size limit for a single security policy. The first fix attempt did not fully resolve it — one environment was briefly left with an incomplete permission set until the underlying limit itself was properly understood and worked around by restructuring the permissions into several independently-sized policy documents, verified directly against AWS afterward to confirm every environment's identity ended up with the complete, intended permission set.</w:t>
+      </w:r>
+    </w:p>
+    <w:p>
+      <w:pPr/>
+      <w:r>
+        <w:t>All fixes were applied to the pipeline's own infrastructure definition and confirmed by a subsequent real pipeline run, not assumed correct from a code review alone — the same evidentiary standard already established in Section 13.4.</w:t>
+      </w:r>
+    </w:p>
+    <w:p>
+      <w:pPr>
+        <w:pStyle w:val="Heading2"/>
+      </w:pPr>
+      <w:r>
+        <w:t>14.6 Live Verification Results</w:t>
+      </w:r>
+    </w:p>
+    <w:p>
+      <w:pPr/>
+      <w:r>
+        <w:t>With the fixes above in place, a full pipeline-driven deployment of the Development environment completed cleanly, and was verified directly against real AWS rather than trusted from the pipeline's own success status alone:</w:t>
+      </w:r>
+    </w:p>
+    <w:p>
+      <w:pPr>
+        <w:pStyle w:val="ListBullet"/>
+      </w:pPr>
+      <w:r>
+        <w:t>Every one of the 49 AWS resources the Development environment requires was confirmed present and configured exactly as intended, with zero configuration drift against the infrastructure definition.</w:t>
+      </w:r>
+    </w:p>
+    <w:p>
+      <w:pPr>
+        <w:pStyle w:val="ListBullet"/>
+      </w:pPr>
+      <w:r>
+        <w:t>The deployed AgentCore Runtime and its Gateway were confirmed live and ready to receive traffic.</w:t>
+      </w:r>
+    </w:p>
+    <w:p>
+      <w:pPr>
+        <w:pStyle w:val="ListBullet"/>
+      </w:pPr>
+      <w:r>
+        <w:t>A real end-to-end query against the deployed Runtime completed successfully, built from the exact code commit the pipeline had just deployed — confirmed by cross-checking the running container's image against the corresponding source-control commit.</w:t>
+      </w:r>
+    </w:p>
+    <w:p>
+      <w:pPr>
+        <w:pStyle w:val="ListBullet"/>
+      </w:pPr>
+      <w:r>
+        <w:t>The project's browser-based interface, driven through a real browser rather than a backend call alone, successfully connected to this freshly pipeline-deployed Runtime, showed a live Runtime Ready status, and returned a correctly rendered, real result for a sample query.</w:t>
+      </w:r>
+    </w:p>
+    <w:p>
+      <w:pPr/>
+      <w:r>
+        <w:t>This same round of verification also surfaced two open, real findings, distinct from the pipeline work itself, that are flagged here rather than glossed over:</w:t>
+      </w:r>
+    </w:p>
+    <w:p>
+      <w:pPr>
+        <w:pStyle w:val="ListBullet"/>
+      </w:pPr>
+      <w:r>
+        <w:t>On one occasion, the Qualitative Strategy agent produced confident-sounding fund-manager commentary for a fund whose underlying knowledge base genuinely had no matching content yet — contrary to its own explicit instruction to state plainly when no relevant commentary is found — and the Compliance agent approved the fabricated content rather than catching or escalating it. Once the knowledge base was populated with the correct source documents, a repeat of the same query retrieved and used the real, correct content instead.</w:t>
+      </w:r>
+    </w:p>
+    <w:p>
+      <w:pPr>
+        <w:pStyle w:val="ListBullet"/>
+      </w:pPr>
+      <w:r>
+        <w:t>On another occasion, a query with real, correctly grounded data and commentary available still required the maximum number of compliance re-check attempts and was escalated for manual review rather than reaching an approved result — a materially less consistent outcome than the same query has reliably produced in prior sessions.</w:t>
+      </w:r>
+    </w:p>
+    <w:p>
+      <w:pPr/>
+      <w:r>
+        <w:t>Neither finding blocked or was masked by the pipeline verification itself — both are compliance-judgment-quality questions in the underlying agent behaviour, not infrastructure defects — and both are carried forward as open investigation items in Section 12.4.</w:t>
+      </w:r>
+    </w:p>
+    <w:p>
+      <w:pPr/>
+      <w:r>
+        <w:t>As with Phase 02 (Section 13.7), the Development environment was deliberately torn down again once this verification was complete, to avoid ongoing AWS cost between working sessions — confirmed empty directly against AWS, not assumed from the teardown command's exit code, using the same environment-lifecycle discipline already established.</w:t>
+      </w:r>
+    </w:p>
+    <w:p>
+      <w:pPr>
+        <w:pStyle w:val="Heading2"/>
+      </w:pPr>
+      <w:r>
+        <w:t>14.7 Current Status and Remaining Work</w:t>
+      </w:r>
+    </w:p>
+    <w:p>
+      <w:pPr/>
+      <w:r>
         <w:t>As of this report, Phase 03 stands as follows:</w:t>
       </w:r>
     </w:p>
@@ -9827,7 +9959,7 @@
         <w:pStyle w:val="ListBullet"/>
       </w:pPr>
       <w:r>
-        <w:t>Both pipelines and the supporting one-time AWS identity infrastructure are written and have passed structural validation, but have not yet been exercised against a real pipeline run — the project's source code has not yet been published to the source-control platform (GitHub) the pipeline depends on, a step outside this phase's scope.</w:t>
+        <w:t>Both pipelines are no longer just structurally validated. The pull-request validation pipeline runs automatically on every proposed change, and the deploy pipeline has now been exercised repeatedly against real AWS for the Development environment, including a clean, cold-start run from zero resources, using the same scoped, credential-free identity described in Section 14.2.</w:t>
       </w:r>
     </w:p>
     <w:p>
@@ -9835,7 +9967,7 @@
         <w:pStyle w:val="ListBullet"/>
       </w:pPr>
       <w:r>
-        <w:t>Once published, a short one-time setup — provisioning the pipeline's scoped AWS identity, and a few platform-side configuration settings — is required before the very first real pipeline run; this is documented step by step for whoever performs it.</w:t>
+        <w:t>Staging and Production have not yet had their first deployment through this pipeline — see Section 12.4 for the recommended rollout order.</w:t>
       </w:r>
     </w:p>
     <w:p>
@@ -9843,7 +9975,7 @@
         <w:pStyle w:val="ListBullet"/>
       </w:pPr>
       <w:r>
-        <w:t>The same staged rollout used for Staging and Production in Phase 02 (Section 12.4) applies here too: the deploy pipeline is designed to carry out that same multi-pass rollout for Staging and Production, once each is ready to be applied for the first time.</w:t>
+        <w:t>The Development environment was deliberately torn down again after this round of verification (Section 14.6) and currently has zero AWS resources; a fresh deployment — most naturally a single deploy-pipeline run rather than the manual local sequence used earlier in this project — is the next step before further Development-environment work.</w:t>
       </w:r>
     </w:p>
     <w:p>
